--- a/examples/assets/source.docx
+++ b/examples/assets/source.docx
@@ -54,7 +54,7 @@
                     <pic:cNvPicPr/>
                   </pic:nvPicPr>
                   <pic:blipFill>
-                    <a:blip xmlns:p10="http://schemas.openxmlformats.org/officeDocument/2006/relationships" p10:embed="R8393605b76d240b8"/>
+                    <a:blip xmlns:p10="http://schemas.openxmlformats.org/officeDocument/2006/relationships" p10:embed="Rcd521683a40246c3"/>
                     <a:stretch>
                       <a:fillRect/>
                     </a:stretch>
